--- a/recursos/CUENTAS DE CORREO - DOMINIO MGADIGITAL.COM.AR.docx
+++ b/recursos/CUENTAS DE CORREO - DOMINIO MGADIGITAL.COM.AR.docx
@@ -46,14 +46,26 @@
           <w:rPr>
             <w:rStyle w:val="Hipervnculo"/>
           </w:rPr>
-          <w:t>gusatvo.mari@mgadigital.com.ar</w:t>
+          <w:t>gust</w:t>
+        </w:r>
+        <w:r>
+          <w:rPr>
+            <w:rStyle w:val="Hipervnculo"/>
+          </w:rPr>
+          <w:t>a</w:t>
+        </w:r>
+        <w:r>
+          <w:rPr>
+            <w:rStyle w:val="Hipervnculo"/>
+          </w:rPr>
+          <w:t>vo.mari@mgadigital.com.ar</w:t>
         </w:r>
       </w:hyperlink>
       <w:r>
         <w:t xml:space="preserve">    </w:t>
       </w:r>
       <w:r>
-        <w:t>Simon3502*</w:t>
+        <w:tab/>
       </w:r>
     </w:p>
     <w:p/>
